--- a/Documents/SCARAB User Manual.docx
+++ b/Documents/SCARAB User Manual.docx
@@ -82,10 +82,7 @@
         <w:jc w:val="center"/>
       </w:pPr>
       <w:r>
-        <w:t xml:space="preserve">SCARAB: </w:t>
-      </w:r>
-      <w:r>
-        <w:t>User Manual</w:t>
+        <w:t>SCARAB: User Manual</w:t>
       </w:r>
     </w:p>
     <w:p>
@@ -198,7 +195,13 @@
     </w:p>
     <w:p>
       <w:r>
-        <w:t>Download the SCARAB_Setup.exe from GitHub.</w:t>
+        <w:t>Download the SCARAB_Setup</w:t>
+      </w:r>
+      <w:r>
+        <w:t>_Win</w:t>
+      </w:r>
+      <w:r>
+        <w:t>.exe from GitHub.</w:t>
       </w:r>
     </w:p>
     <w:p>
@@ -216,62 +219,68 @@
     </w:p>
     <w:p>
       <w:r>
-        <w:t>If an AppImage is preferred download SCARAB_AppImage from GitHub.</w:t>
-      </w:r>
-    </w:p>
-    <w:p>
-      <w:r>
-        <w:t>Run the AppImage</w:t>
+        <w:t>D</w:t>
+      </w:r>
+      <w:r>
+        <w:t>ownload the SCARAB_Linux.zip file from GitHub.</w:t>
+      </w:r>
+    </w:p>
+    <w:p>
+      <w:r>
+        <w:t>Extract the zip file, and run SCARAB</w:t>
       </w:r>
     </w:p>
     <w:p/>
     <w:p>
-      <w:r>
-        <w:t>If else, download the SCARAB_Linux.zip file from GitHub.</w:t>
-      </w:r>
-    </w:p>
-    <w:p>
-      <w:r>
-        <w:t>Extract the zip file, and run SCARAB</w:t>
+      <w:pPr>
+        <w:pStyle w:val="Heading2"/>
+      </w:pPr>
+      <w:r>
+        <w:t>SCARAB DEVICE</w:t>
+      </w:r>
+    </w:p>
+    <w:p>
+      <w:r>
+        <w:t>Download the Arduino IDE from the Arduino website.</w:t>
+      </w:r>
+    </w:p>
+    <w:p>
+      <w:r>
+        <w:t>Download the SCARAB_</w:t>
+      </w:r>
+      <w:r>
+        <w:t>SKETCH</w:t>
+      </w:r>
+      <w:r>
+        <w:t>.zip file from GitHub.</w:t>
+      </w:r>
+    </w:p>
+    <w:p>
+      <w:r>
+        <w:t xml:space="preserve">Extract it, and open the </w:t>
+      </w:r>
+      <w:proofErr w:type="spellStart"/>
+      <w:r>
+        <w:t>SCARAB.ino</w:t>
+      </w:r>
+      <w:proofErr w:type="spellEnd"/>
+      <w:r>
+        <w:t xml:space="preserve"> file with the Arduino IDE.</w:t>
+      </w:r>
+    </w:p>
+    <w:p>
+      <w:r>
+        <w:t>Plug in your Arduino Mega 2560 you will be using for the SCARAB.</w:t>
+      </w:r>
+    </w:p>
+    <w:p>
+      <w:r>
+        <w:t>Compile and upload the sketch to the Arduino.</w:t>
       </w:r>
     </w:p>
     <w:p/>
     <w:p>
       <w:pPr>
-        <w:pStyle w:val="Heading2"/>
-      </w:pPr>
-      <w:r>
-        <w:t>SCARAB DEVICE</w:t>
-      </w:r>
-    </w:p>
-    <w:p>
-      <w:r>
-        <w:t>Download the Arduino IDE from the Arduino website.</w:t>
-      </w:r>
-    </w:p>
-    <w:p>
-      <w:r>
-        <w:t>Download the SCARAB_Sketch.zip file from GitHub.</w:t>
-      </w:r>
-    </w:p>
-    <w:p>
-      <w:r>
-        <w:t>Extract it, and open the SCARAB.ino file with the Arduino IDE.</w:t>
-      </w:r>
-    </w:p>
-    <w:p>
-      <w:r>
-        <w:t>Plug in your Arduino Mega 2560 you will be using for the SCARAB.</w:t>
-      </w:r>
-    </w:p>
-    <w:p>
-      <w:r>
-        <w:t>Compile and upload the sketch to the Arduino.</w:t>
-      </w:r>
-    </w:p>
-    <w:p/>
-    <w:p>
-      <w:pPr>
         <w:pStyle w:val="Heading1"/>
       </w:pPr>
       <w:r>
@@ -305,12 +314,12 @@
     </w:p>
     <w:p>
       <w:r>
+        <w:t>If the SCARAB GUI Program is running for the first time, it will not auto-identify the SCARAB. This needs to be enabled in “Options”.</w:t>
+      </w:r>
+    </w:p>
+    <w:p>
+      <w:r>
         <w:lastRenderedPageBreak/>
-        <w:t>If the SCARAB GUI Program is running for the first time, it will not auto-identify the SCARAB. This needs to be enabled in “Options”.</w:t>
-      </w:r>
-    </w:p>
-    <w:p>
-      <w:r>
         <w:t>Click “Re-Identify SCARAB”. The SCARAB will be identified, along with the Module and Cartridge. If this is a new module, the EEPROM can be written to in “Options”.</w:t>
       </w:r>
     </w:p>
